--- a/Cover_Letter.docx
+++ b/Cover_Letter.docx
@@ -1,781 +1,381 @@
 
 <file path=word/document.xml><?xml version="1.0" encoding="utf-8"?>
-<w:document xmlns:wpc="http://schemas.microsoft.com/office/word/2010/wordprocessingCanvas" xmlns:cx="http://schemas.microsoft.com/office/drawing/2014/chartex" xmlns:cx1="http://schemas.microsoft.com/office/drawing/2015/9/8/chartex" xmlns:cx2="http://schemas.microsoft.com/office/drawing/2015/10/21/chartex" xmlns:cx3="http://schemas.microsoft.com/office/drawing/2016/5/9/chartex" xmlns:cx4="http://schemas.microsoft.com/office/drawing/2016/5/10/chartex" xmlns:cx5="http://schemas.microsoft.com/office/drawing/2016/5/11/chartex" xmlns:cx6="http://schemas.microsoft.com/office/drawing/2016/5/12/chartex" xmlns:cx7="http://schemas.microsoft.com/office/drawing/2016/5/13/chartex" xmlns:cx8="http://schemas.microsoft.com/office/drawing/2016/5/14/chartex" xmlns:mc="http://schemas.openxmlformats.org/markup-compatibility/2006" xmlns:aink="http://schemas.microsoft.com/office/drawing/2016/ink" xmlns:am3d="http://schemas.microsoft.com/office/drawing/2017/model3d" xmlns:o="urn:schemas-microsoft-com:office:office" xmlns:oel="http://schemas.microsoft.com/office/2019/extlst" xmlns:r="http://schemas.openxmlformats.org/officeDocument/2006/relationships" xmlns:m="http://schemas.openxmlformats.org/officeDocument/2006/math" xmlns:v="urn:schemas-microsoft-com:vml" xmlns:wp14="http://schemas.microsoft.com/office/word/2010/wordprocessingDrawing" xmlns:wp="http://schemas.openxmlformats.org/drawingml/2006/wordprocessingDrawing" xmlns:w10="urn:schemas-microsoft-com:office:word" xmlns:w="http://schemas.openxmlformats.org/wordprocessingml/2006/main" xmlns:w14="http://schemas.microsoft.com/office/word/2010/wordml" xmlns:w15="http://schemas.microsoft.com/office/word/2012/wordml" xmlns:w16cex="http://schemas.microsoft.com/office/word/2018/wordml/cex" xmlns:w16cid="http://schemas.microsoft.com/office/word/2016/wordml/cid" xmlns:w16="http://schemas.microsoft.com/office/word/2018/wordml" xmlns:w16sdtdh="http://schemas.microsoft.com/office/word/2020/wordml/sdtdatahash" xmlns:w16se="http://schemas.microsoft.com/office/word/2015/wordml/symex" xmlns:wpg="http://schemas.microsoft.com/office/word/2010/wordprocessingGroup" xmlns:wpi="http://schemas.microsoft.com/office/word/2010/wordprocessingInk" xmlns:wne="http://schemas.microsoft.com/office/word/2006/wordml" xmlns:wps="http://schemas.microsoft.com/office/word/2010/wordprocessingShape" mc:Ignorable="w14 w15 w16se w16cid w16 w16cex w16sdtdh wp14">
+<w:document xmlns:wpc="http://schemas.microsoft.com/office/word/2010/wordprocessingCanvas" xmlns:cx="http://schemas.microsoft.com/office/drawing/2014/chartex" xmlns:cx1="http://schemas.microsoft.com/office/drawing/2015/9/8/chartex" xmlns:cx2="http://schemas.microsoft.com/office/drawing/2015/10/21/chartex" xmlns:cx3="http://schemas.microsoft.com/office/drawing/2016/5/9/chartex" xmlns:cx4="http://schemas.microsoft.com/office/drawing/2016/5/10/chartex" xmlns:cx5="http://schemas.microsoft.com/office/drawing/2016/5/11/chartex" xmlns:cx6="http://schemas.microsoft.com/office/drawing/2016/5/12/chartex" xmlns:cx7="http://schemas.microsoft.com/office/drawing/2016/5/13/chartex" xmlns:cx8="http://schemas.microsoft.com/office/drawing/2016/5/14/chartex" xmlns:mc="http://schemas.openxmlformats.org/markup-compatibility/2006" xmlns:aink="http://schemas.microsoft.com/office/drawing/2016/ink" xmlns:am3d="http://schemas.microsoft.com/office/drawing/2017/model3d" xmlns:o="urn:schemas-microsoft-com:office:office" xmlns:oel="http://schemas.microsoft.com/office/2019/extlst" xmlns:r="http://schemas.openxmlformats.org/officeDocument/2006/relationships" xmlns:m="http://schemas.openxmlformats.org/officeDocument/2006/math" xmlns:v="urn:schemas-microsoft-com:vml" xmlns:wp14="http://schemas.microsoft.com/office/word/2010/wordprocessingDrawing" xmlns:wp="http://schemas.openxmlformats.org/drawingml/2006/wordprocessingDrawing" xmlns:w10="urn:schemas-microsoft-com:office:word" xmlns:w="http://schemas.openxmlformats.org/wordprocessingml/2006/main" xmlns:w14="http://schemas.microsoft.com/office/word/2010/wordml" xmlns:w15="http://schemas.microsoft.com/office/word/2012/wordml" xmlns:w16cex="http://schemas.microsoft.com/office/word/2018/wordml/cex" xmlns:w16cid="http://schemas.microsoft.com/office/word/2016/wordml/cid" xmlns:w16="http://schemas.microsoft.com/office/word/2018/wordml" xmlns:w16du="http://schemas.microsoft.com/office/word/2023/wordml/word16du" xmlns:w16sdtdh="http://schemas.microsoft.com/office/word/2020/wordml/sdtdatahash" xmlns:w16sdtfl="http://schemas.microsoft.com/office/word/2024/wordml/sdtformatlock" xmlns:w16se="http://schemas.microsoft.com/office/word/2015/wordml/symex" xmlns:wpg="http://schemas.microsoft.com/office/word/2010/wordprocessingGroup" xmlns:wpi="http://schemas.microsoft.com/office/word/2010/wordprocessingInk" xmlns:wne="http://schemas.microsoft.com/office/word/2006/wordml" xmlns:wps="http://schemas.microsoft.com/office/word/2010/wordprocessingShape" mc:Ignorable="w14 w15 w16se w16cid w16 w16cex w16sdtdh w16sdtfl w16du wp14">
   <w:body>
     <w:p>
       <w:pPr>
-        <w:pStyle w:val="Title"/>
+        <w:shd w:val="clear" w:color="auto" w:fill="FFFFFF" w:themeFill="background1"/>
+        <w:spacing w:before="0" w:after="0" w:line="240" w:lineRule="auto"/>
         <w:rPr>
-          <w:color w:val="auto"/>
+          <w:rFonts w:ascii="Segoe UI" w:eastAsia="Times New Roman" w:hAnsi="Segoe UI" w:cs="Segoe UI"/>
+          <w:color w:val="D6D6D6"/>
+          <w:sz w:val="24"/>
+          <w:szCs w:val="24"/>
+          <w:lang w:val="en-GB" w:eastAsia="en-GB"/>
         </w:rPr>
       </w:pPr>
       <w:r>
         <w:rPr>
-          <w:color w:val="auto"/>
-          <w:lang w:val="en-GB" w:bidi="en-GB"/>
+          <w:rFonts w:ascii="Segoe UI" w:eastAsia="Times New Roman" w:hAnsi="Segoe UI" w:cs="Segoe UI"/>
+          <w:b/>
+          <w:bCs/>
+          <w:color w:val="D6D6D6"/>
+          <w:sz w:val="24"/>
+          <w:szCs w:val="24"/>
+          <w:lang w:val="en-GB" w:eastAsia="en-GB"/>
         </w:rPr>
         <w:t>Ameer Ogirimah</w:t>
+      </w:r>
+      <w:r>
+        <w:rPr>
+          <w:rFonts w:ascii="Segoe UI" w:eastAsia="Times New Roman" w:hAnsi="Segoe UI" w:cs="Segoe UI"/>
+          <w:color w:val="D6D6D6"/>
+          <w:sz w:val="24"/>
+          <w:szCs w:val="24"/>
+          <w:lang w:val="en-GB" w:eastAsia="en-GB"/>
+        </w:rPr>
+        <w:br/>
+        <w:t>London, UK</w:t>
+      </w:r>
+      <w:r>
+        <w:rPr>
+          <w:rFonts w:ascii="Segoe UI" w:eastAsia="Times New Roman" w:hAnsi="Segoe UI" w:cs="Segoe UI"/>
+          <w:color w:val="D6D6D6"/>
+          <w:sz w:val="24"/>
+          <w:szCs w:val="24"/>
+          <w:lang w:val="en-GB" w:eastAsia="en-GB"/>
+        </w:rPr>
+        <w:br/>
+      </w:r>
+      <w:hyperlink r:id="rId7" w:tgtFrame="_blank" w:history="1">
+        <w:r>
+          <w:rPr>
+            <w:rFonts w:ascii="inherit" w:eastAsia="Times New Roman" w:hAnsi="inherit" w:cs="Segoe UI"/>
+            <w:color w:val="0000FF"/>
+            <w:sz w:val="24"/>
+            <w:szCs w:val="24"/>
+            <w:u w:val="single"/>
+            <w:lang w:val="en-GB" w:eastAsia="en-GB"/>
+          </w:rPr>
+          <w:t>ameerogirimah@gmail.com</w:t>
+        </w:r>
+      </w:hyperlink>
+      <w:r>
+        <w:rPr>
+          <w:rFonts w:ascii="Segoe UI" w:eastAsia="Times New Roman" w:hAnsi="Segoe UI" w:cs="Segoe UI"/>
+          <w:color w:val="D6D6D6"/>
+          <w:sz w:val="24"/>
+          <w:szCs w:val="24"/>
+          <w:lang w:val="en-GB" w:eastAsia="en-GB"/>
+        </w:rPr>
+        <w:br/>
+        <w:t>(+44) 07379328098</w:t>
       </w:r>
     </w:p>
     <w:p>
       <w:pPr>
+        <w:spacing w:before="90" w:after="150" w:line="240" w:lineRule="auto"/>
         <w:rPr>
-          <w:color w:val="auto"/>
-          <w:lang w:val="en-GB" w:bidi="en-GB"/>
+          <w:rFonts w:ascii="Segoe UI" w:eastAsia="Times New Roman" w:hAnsi="Segoe UI" w:cs="Segoe UI"/>
+          <w:color w:val="D6D6D6"/>
+          <w:sz w:val="24"/>
+          <w:szCs w:val="24"/>
+          <w:lang w:val="en-GB" w:eastAsia="en-GB"/>
         </w:rPr>
       </w:pPr>
       <w:r>
         <w:rPr>
-          <w:color w:val="auto"/>
-          <w:lang w:val="en-GB" w:bidi="en-GB"/>
+          <w:rFonts w:ascii="Segoe UI" w:eastAsia="Times New Roman" w:hAnsi="Segoe UI" w:cs="Segoe UI"/>
+          <w:b/>
+          <w:bCs/>
+          <w:color w:val="D6D6D6"/>
+          <w:sz w:val="24"/>
+          <w:szCs w:val="24"/>
+          <w:lang w:val="en-GB" w:eastAsia="en-GB"/>
         </w:rPr>
-        <w:t xml:space="preserve">Flat </w:t>
-      </w:r>
-      <w:r>
-        <w:rPr>
-          <w:color w:val="auto"/>
-          <w:lang w:val="en-GB" w:bidi="en-GB"/>
-        </w:rPr>
-        <w:t>66</w:t>
-      </w:r>
-      <w:r>
-        <w:rPr>
-          <w:color w:val="auto"/>
-          <w:lang w:val="en-GB" w:bidi="en-GB"/>
-        </w:rPr>
-        <w:t xml:space="preserve">, </w:t>
-      </w:r>
-      <w:r>
-        <w:rPr>
-          <w:color w:val="auto"/>
-          <w:lang w:val="en-GB" w:bidi="en-GB"/>
-        </w:rPr>
-        <w:t>Spalding</w:t>
-      </w:r>
-      <w:r>
-        <w:rPr>
-          <w:color w:val="auto"/>
-          <w:lang w:val="en-GB" w:bidi="en-GB"/>
-        </w:rPr>
-        <w:t xml:space="preserve"> Court, Roberts Way</w:t>
-      </w:r>
-      <w:r>
-        <w:rPr>
-          <w:color w:val="auto"/>
-          <w:lang w:val="en-GB" w:bidi="en-GB"/>
-        </w:rPr>
-        <w:t xml:space="preserve"> </w:t>
-      </w:r>
-      <w:r>
-        <w:rPr>
-          <w:color w:val="auto"/>
-          <w:lang w:val="en-GB" w:bidi="en-GB"/>
-        </w:rPr>
-        <w:t xml:space="preserve">| </w:t>
-      </w:r>
-      <w:r>
-        <w:rPr>
-          <w:color w:val="auto"/>
-          <w:lang w:val="en-GB" w:bidi="en-GB"/>
-        </w:rPr>
-        <w:t>Hatfield</w:t>
-      </w:r>
-      <w:r>
-        <w:rPr>
-          <w:color w:val="auto"/>
-          <w:lang w:val="en-GB" w:bidi="en-GB"/>
-        </w:rPr>
-        <w:t xml:space="preserve">, </w:t>
-      </w:r>
-      <w:r>
-        <w:rPr>
-          <w:color w:val="auto"/>
-          <w:lang w:val="en-GB" w:bidi="en-GB"/>
-        </w:rPr>
-        <w:t>Hertfordshire</w:t>
-      </w:r>
-      <w:r>
-        <w:rPr>
-          <w:color w:val="auto"/>
-          <w:lang w:val="en-GB" w:bidi="en-GB"/>
-        </w:rPr>
-        <w:t xml:space="preserve">, </w:t>
-      </w:r>
-      <w:r>
-        <w:rPr>
-          <w:color w:val="auto"/>
-          <w:lang w:val="en-GB" w:bidi="en-GB"/>
-        </w:rPr>
-        <w:t>AL10 9U</w:t>
-      </w:r>
-      <w:r>
-        <w:rPr>
-          <w:color w:val="auto"/>
-          <w:lang w:val="en-GB" w:bidi="en-GB"/>
-        </w:rPr>
-        <w:t>X</w:t>
-      </w:r>
-      <w:r>
-        <w:rPr>
-          <w:color w:val="auto"/>
-          <w:lang w:val="en-GB" w:bidi="en-GB"/>
-        </w:rPr>
-        <w:t xml:space="preserve"> | </w:t>
+        <w:t>02/21/2025</w:t>
       </w:r>
     </w:p>
     <w:p>
       <w:pPr>
+        <w:spacing w:before="90" w:after="150" w:line="240" w:lineRule="auto"/>
         <w:rPr>
-          <w:color w:val="auto"/>
-          <w:lang w:val="en-GB" w:bidi="en-GB"/>
+          <w:rFonts w:ascii="Segoe UI" w:eastAsia="Times New Roman" w:hAnsi="Segoe UI" w:cs="Segoe UI"/>
+          <w:color w:val="D6D6D6"/>
+          <w:sz w:val="24"/>
+          <w:szCs w:val="24"/>
+          <w:lang w:val="en-GB" w:eastAsia="en-GB"/>
         </w:rPr>
       </w:pPr>
       <w:r>
         <w:rPr>
-          <w:color w:val="auto"/>
-          <w:lang w:val="en-GB" w:bidi="en-GB"/>
+          <w:rFonts w:ascii="Segoe UI" w:eastAsia="Times New Roman" w:hAnsi="Segoe UI" w:cs="Segoe UI"/>
+          <w:b/>
+          <w:bCs/>
+          <w:color w:val="D6D6D6"/>
+          <w:sz w:val="24"/>
+          <w:szCs w:val="24"/>
+          <w:lang w:val="en-GB" w:eastAsia="en-GB"/>
         </w:rPr>
-        <w:t>+447379328098</w:t>
+        <w:t>Hiring Manager</w:t>
       </w:r>
       <w:r>
         <w:rPr>
-          <w:color w:val="auto"/>
-          <w:lang w:val="en-GB" w:bidi="en-GB"/>
+          <w:rFonts w:ascii="Segoe UI" w:eastAsia="Times New Roman" w:hAnsi="Segoe UI" w:cs="Segoe UI"/>
+          <w:color w:val="D6D6D6"/>
+          <w:sz w:val="24"/>
+          <w:szCs w:val="24"/>
+          <w:lang w:val="en-GB" w:eastAsia="en-GB"/>
         </w:rPr>
-        <w:t xml:space="preserve"> | </w:t>
-      </w:r>
-      <w:r>
-        <w:rPr>
-          <w:color w:val="auto"/>
-          <w:lang w:val="en-GB" w:bidi="en-GB"/>
-        </w:rPr>
-        <w:t>ameerogirimah@gmail.com</w:t>
+        <w:br/>
+        <w:t>IFS Ultimo</w:t>
       </w:r>
     </w:p>
     <w:p>
       <w:pPr>
-        <w:pStyle w:val="Date"/>
+        <w:spacing w:before="90" w:after="150" w:line="240" w:lineRule="auto"/>
         <w:rPr>
-          <w:color w:val="auto"/>
+          <w:rFonts w:ascii="Segoe UI" w:eastAsia="Times New Roman" w:hAnsi="Segoe UI" w:cs="Segoe UI"/>
+          <w:color w:val="D6D6D6"/>
+          <w:sz w:val="24"/>
+          <w:szCs w:val="24"/>
+          <w:lang w:val="en-GB" w:eastAsia="en-GB"/>
         </w:rPr>
       </w:pPr>
       <w:r>
         <w:rPr>
-          <w:color w:val="auto"/>
-          <w:lang w:val="en-GB" w:bidi="en-GB"/>
+          <w:rFonts w:ascii="Segoe UI" w:eastAsia="Times New Roman" w:hAnsi="Segoe UI" w:cs="Segoe UI"/>
+          <w:color w:val="D6D6D6"/>
+          <w:sz w:val="24"/>
+          <w:szCs w:val="24"/>
+          <w:lang w:val="en-GB" w:eastAsia="en-GB"/>
         </w:rPr>
-        <w:t>18/7/2023</w:t>
+        <w:t>Dear Hiring Manager,</w:t>
       </w:r>
     </w:p>
     <w:p>
       <w:pPr>
-        <w:pStyle w:val="Salutation"/>
-        <w:spacing w:before="0"/>
+        <w:spacing w:before="90" w:after="150" w:line="240" w:lineRule="auto"/>
         <w:rPr>
-          <w:color w:val="auto"/>
+          <w:rFonts w:ascii="Segoe UI" w:eastAsia="Times New Roman" w:hAnsi="Segoe UI" w:cs="Segoe UI"/>
+          <w:color w:val="D6D6D6"/>
+          <w:sz w:val="24"/>
+          <w:szCs w:val="24"/>
+          <w:lang w:val="en-GB" w:eastAsia="en-GB"/>
         </w:rPr>
       </w:pPr>
       <w:r>
         <w:rPr>
-          <w:color w:val="auto"/>
-          <w:lang w:val="en-GB" w:bidi="en-GB"/>
+          <w:rFonts w:ascii="Segoe UI" w:eastAsia="Times New Roman" w:hAnsi="Segoe UI" w:cs="Segoe UI"/>
+          <w:color w:val="D6D6D6"/>
+          <w:sz w:val="24"/>
+          <w:szCs w:val="24"/>
+          <w:lang w:val="en-GB" w:eastAsia="en-GB"/>
         </w:rPr>
-        <w:t xml:space="preserve">Dear </w:t>
-      </w:r>
-      <w:r>
-        <w:rPr>
-          <w:color w:val="auto"/>
-          <w:lang w:val="en-GB" w:bidi="en-GB"/>
-        </w:rPr>
-        <w:t>Hiring Manager</w:t>
+        <w:t>I am writing to express my interest in the Support Engineer (B2B) position at IFS Ultimo. With a strong background in broadcast engineering and IT support, I am excited about the opportunity to contribute to your team and support your mission of empowering asset owners and technicians worldwide.</w:t>
       </w:r>
     </w:p>
     <w:p>
       <w:pPr>
+        <w:spacing w:before="90" w:after="150" w:line="240" w:lineRule="auto"/>
         <w:rPr>
-          <w:color w:val="auto"/>
+          <w:rFonts w:ascii="Segoe UI" w:eastAsia="Times New Roman" w:hAnsi="Segoe UI" w:cs="Segoe UI"/>
+          <w:color w:val="D6D6D6"/>
+          <w:sz w:val="24"/>
+          <w:szCs w:val="24"/>
+          <w:lang w:val="en-GB" w:eastAsia="en-GB"/>
         </w:rPr>
       </w:pPr>
       <w:r>
         <w:rPr>
-          <w:rFonts w:ascii="Calibri" w:eastAsia="Calibri" w:hAnsi="Calibri" w:cs="Calibri"/>
-          <w:color w:val="auto"/>
+          <w:rFonts w:ascii="Segoe UI" w:eastAsia="Times New Roman" w:hAnsi="Segoe UI" w:cs="Segoe UI"/>
+          <w:color w:val="D6D6D6"/>
           <w:sz w:val="24"/>
           <w:szCs w:val="24"/>
-          <w:lang w:val="en-GB"/>
+          <w:lang w:val="en-GB" w:eastAsia="en-GB"/>
         </w:rPr>
-        <w:t xml:space="preserve">I am writing to express my interest in </w:t>
-      </w:r>
-      <w:r>
-        <w:rPr>
-          <w:rFonts w:ascii="Calibri" w:eastAsia="Calibri" w:hAnsi="Calibri" w:cs="Calibri"/>
-          <w:color w:val="auto"/>
-          <w:sz w:val="24"/>
-          <w:szCs w:val="24"/>
-          <w:lang w:val="en-GB"/>
-        </w:rPr>
-        <w:t xml:space="preserve">the </w:t>
-      </w:r>
-      <w:r>
-        <w:rPr>
-          <w:rFonts w:ascii="Calibri" w:eastAsia="Calibri" w:hAnsi="Calibri" w:cs="Calibri"/>
-          <w:color w:val="auto"/>
-          <w:sz w:val="24"/>
-          <w:szCs w:val="24"/>
-          <w:lang w:val="en-GB"/>
-        </w:rPr>
-        <w:t>M</w:t>
-      </w:r>
-      <w:r>
-        <w:rPr>
-          <w:rFonts w:ascii="Calibri" w:eastAsia="Calibri" w:hAnsi="Calibri" w:cs="Calibri"/>
-          <w:color w:val="auto"/>
-          <w:sz w:val="24"/>
-          <w:szCs w:val="24"/>
-          <w:lang w:val="en-GB"/>
-        </w:rPr>
-        <w:t>ATLAB</w:t>
-      </w:r>
-      <w:r>
-        <w:rPr>
-          <w:rFonts w:ascii="Calibri" w:eastAsia="Calibri" w:hAnsi="Calibri" w:cs="Calibri"/>
-          <w:color w:val="auto"/>
-          <w:sz w:val="24"/>
-          <w:szCs w:val="24"/>
-          <w:lang w:val="en-GB"/>
-        </w:rPr>
-        <w:t xml:space="preserve"> Student Ambassador position </w:t>
-      </w:r>
-      <w:r>
-        <w:rPr>
-          <w:rFonts w:ascii="Calibri" w:eastAsia="Calibri" w:hAnsi="Calibri" w:cs="Calibri"/>
-          <w:color w:val="auto"/>
-          <w:sz w:val="24"/>
-          <w:szCs w:val="24"/>
-          <w:lang w:val="en-GB"/>
-        </w:rPr>
-        <w:t>at</w:t>
-      </w:r>
-      <w:r>
-        <w:rPr>
-          <w:rFonts w:ascii="Calibri" w:eastAsia="Calibri" w:hAnsi="Calibri" w:cs="Calibri"/>
-          <w:color w:val="auto"/>
-          <w:sz w:val="24"/>
-          <w:szCs w:val="24"/>
-          <w:lang w:val="en-GB"/>
-        </w:rPr>
-        <w:t xml:space="preserve"> the University of Hertfordshire, United Kingdom</w:t>
-      </w:r>
-      <w:r>
-        <w:rPr>
-          <w:rFonts w:ascii="Calibri" w:eastAsia="Calibri" w:hAnsi="Calibri" w:cs="Calibri"/>
-          <w:color w:val="auto"/>
-          <w:sz w:val="24"/>
-          <w:szCs w:val="24"/>
-          <w:lang w:val="en-GB"/>
-        </w:rPr>
-        <w:t xml:space="preserve">. I </w:t>
-      </w:r>
-      <w:r>
-        <w:rPr>
-          <w:rFonts w:ascii="Calibri" w:eastAsia="Calibri" w:hAnsi="Calibri" w:cs="Calibri"/>
-          <w:color w:val="auto"/>
-          <w:sz w:val="24"/>
-          <w:szCs w:val="24"/>
-          <w:lang w:val="en-GB"/>
-        </w:rPr>
-        <w:t>am</w:t>
-      </w:r>
-      <w:r>
-        <w:rPr>
-          <w:rFonts w:ascii="Calibri" w:eastAsia="Calibri" w:hAnsi="Calibri" w:cs="Calibri"/>
-          <w:color w:val="auto"/>
-          <w:sz w:val="24"/>
-          <w:szCs w:val="24"/>
-          <w:lang w:val="en-GB"/>
-        </w:rPr>
-        <w:t xml:space="preserve"> a Master's in Artificial Intelligence and Robotics with Advanced Research </w:t>
-      </w:r>
-      <w:r>
-        <w:rPr>
-          <w:rFonts w:ascii="Calibri" w:eastAsia="Calibri" w:hAnsi="Calibri" w:cs="Calibri"/>
-          <w:color w:val="auto"/>
-          <w:sz w:val="24"/>
-          <w:szCs w:val="24"/>
-          <w:lang w:val="en-GB"/>
-        </w:rPr>
-        <w:t xml:space="preserve">student at </w:t>
-      </w:r>
-      <w:r>
-        <w:rPr>
-          <w:rFonts w:ascii="Calibri" w:eastAsia="Calibri" w:hAnsi="Calibri" w:cs="Calibri"/>
-          <w:color w:val="auto"/>
-          <w:sz w:val="24"/>
-          <w:szCs w:val="24"/>
-          <w:lang w:val="en-GB"/>
-        </w:rPr>
-        <w:t>the University of Hertfordshire</w:t>
-      </w:r>
-      <w:r>
-        <w:rPr>
-          <w:rFonts w:ascii="Calibri" w:eastAsia="Calibri" w:hAnsi="Calibri" w:cs="Calibri"/>
-          <w:color w:val="auto"/>
-          <w:sz w:val="24"/>
-          <w:szCs w:val="24"/>
-          <w:lang w:val="en-GB"/>
-        </w:rPr>
-        <w:t>. I have a</w:t>
-      </w:r>
-      <w:r>
-        <w:rPr>
-          <w:rFonts w:ascii="Calibri" w:eastAsia="Calibri" w:hAnsi="Calibri" w:cs="Calibri"/>
-          <w:color w:val="auto"/>
-          <w:sz w:val="24"/>
-          <w:szCs w:val="24"/>
-          <w:lang w:val="en-GB"/>
-        </w:rPr>
-        <w:t xml:space="preserve"> Bachelor's in Telecommunication Engineering from the Federal University of Technology Minna. I also have five years of experience as a Broadcast Engineer at Steam Broadcasting and Communication Limited in Kano.</w:t>
-      </w:r>
-      <w:r>
-        <w:rPr>
-          <w:color w:val="auto"/>
-        </w:rPr>
-        <w:br/>
+        <w:t>In my previous role as an Information Technology Support Engineer at the University of Hertfordshire, I provided first-line IT support to students across various academic departments. My ability to resolve technical issues efficiently and my dedication to delivering exceptional customer service were recognized through nominations for the Vice Chancellor's Team of the Year Award and positive feedback from students. This experience has honed my problem-solving skills and customer-focused mindset, making me well-suited for the dynamic B2B support environment at IFS Ultimo.</w:t>
       </w:r>
     </w:p>
     <w:p>
       <w:pPr>
+        <w:spacing w:before="90" w:after="150" w:line="240" w:lineRule="auto"/>
         <w:rPr>
-          <w:color w:val="auto"/>
+          <w:rFonts w:ascii="Segoe UI" w:eastAsia="Times New Roman" w:hAnsi="Segoe UI" w:cs="Segoe UI"/>
+          <w:color w:val="D6D6D6"/>
+          <w:sz w:val="24"/>
+          <w:szCs w:val="24"/>
+          <w:lang w:val="en-GB" w:eastAsia="en-GB"/>
         </w:rPr>
       </w:pPr>
       <w:r>
         <w:rPr>
-          <w:color w:val="auto"/>
+          <w:rFonts w:ascii="Segoe UI" w:eastAsia="Times New Roman" w:hAnsi="Segoe UI" w:cs="Segoe UI"/>
+          <w:color w:val="D6D6D6"/>
+          <w:sz w:val="24"/>
+          <w:szCs w:val="24"/>
+          <w:lang w:val="en-GB" w:eastAsia="en-GB"/>
         </w:rPr>
-        <w:t xml:space="preserve">I am currently the </w:t>
-      </w:r>
-      <w:r>
-        <w:rPr>
-          <w:color w:val="auto"/>
-        </w:rPr>
-        <w:t xml:space="preserve">Ambassador for </w:t>
+        <w:t xml:space="preserve">As a Senior Broadcast Engineer at Steam and Globe Communication Limited, I implemented radio data systems and played a crucial role in designing and </w:t>
       </w:r>
       <w:proofErr w:type="spellStart"/>
       <w:r>
         <w:rPr>
-          <w:color w:val="auto"/>
+          <w:rFonts w:ascii="Segoe UI" w:eastAsia="Times New Roman" w:hAnsi="Segoe UI" w:cs="Segoe UI"/>
+          <w:color w:val="D6D6D6"/>
+          <w:sz w:val="24"/>
+          <w:szCs w:val="24"/>
+          <w:lang w:val="en-GB" w:eastAsia="en-GB"/>
         </w:rPr>
-        <w:t>IEEEXtreme</w:t>
+        <w:t>remodeling</w:t>
       </w:r>
       <w:proofErr w:type="spellEnd"/>
       <w:r>
         <w:rPr>
-          <w:color w:val="auto"/>
-        </w:rPr>
-        <w:t xml:space="preserve"> 17.0. This is a yearly coding competition that </w:t>
-      </w:r>
-      <w:r>
-        <w:rPr>
-          <w:color w:val="auto"/>
-        </w:rPr>
-        <w:t xml:space="preserve">involves teams made up of IEEE student members that compete against </w:t>
-      </w:r>
-      <w:r>
-        <w:rPr>
-          <w:color w:val="auto"/>
-        </w:rPr>
-        <w:t>each other</w:t>
-      </w:r>
-      <w:r>
-        <w:rPr>
-          <w:color w:val="auto"/>
-        </w:rPr>
-        <w:t xml:space="preserve"> over </w:t>
-      </w:r>
-      <w:r>
-        <w:rPr>
-          <w:color w:val="auto"/>
-        </w:rPr>
-        <w:t>24 hours</w:t>
-      </w:r>
-      <w:r>
-        <w:rPr>
-          <w:color w:val="auto"/>
-        </w:rPr>
-        <w:t xml:space="preserve">. I am tasked with publicizing the event and </w:t>
-      </w:r>
-      <w:r>
-        <w:rPr>
-          <w:color w:val="auto"/>
-        </w:rPr>
-        <w:t>informing students of the available requirements and support.</w:t>
-      </w:r>
-    </w:p>
-    <w:p>
-      <w:pPr>
-        <w:rPr>
-          <w:color w:val="auto"/>
-        </w:rPr>
-      </w:pPr>
-      <w:r>
-        <w:rPr>
-          <w:color w:val="auto"/>
-        </w:rPr>
-        <w:br/>
-      </w:r>
-      <w:r>
-        <w:rPr>
-          <w:rFonts w:ascii="Calibri" w:eastAsia="Calibri" w:hAnsi="Calibri" w:cs="Calibri"/>
-          <w:color w:val="auto"/>
+          <w:rFonts w:ascii="Segoe UI" w:eastAsia="Times New Roman" w:hAnsi="Segoe UI" w:cs="Segoe UI"/>
+          <w:color w:val="D6D6D6"/>
           <w:sz w:val="24"/>
           <w:szCs w:val="24"/>
-          <w:lang w:val="en-GB"/>
+          <w:lang w:val="en-GB" w:eastAsia="en-GB"/>
         </w:rPr>
-        <w:t>I ha</w:t>
-      </w:r>
-      <w:r>
-        <w:rPr>
-          <w:rFonts w:ascii="Calibri" w:eastAsia="Calibri" w:hAnsi="Calibri" w:cs="Calibri"/>
-          <w:color w:val="auto"/>
-          <w:sz w:val="24"/>
-          <w:szCs w:val="24"/>
-          <w:lang w:val="en-GB"/>
-        </w:rPr>
-        <w:t>ve</w:t>
-      </w:r>
-      <w:r>
-        <w:rPr>
-          <w:rFonts w:ascii="Calibri" w:eastAsia="Calibri" w:hAnsi="Calibri" w:cs="Calibri"/>
-          <w:color w:val="auto"/>
-          <w:sz w:val="24"/>
-          <w:szCs w:val="24"/>
-          <w:lang w:val="en-GB"/>
-        </w:rPr>
-        <w:t xml:space="preserve"> also developed my skills in software development, data analysis and web development through various online courses and certifications. I am proficient in Python, JavaScript, PostgreSQL, AWS, </w:t>
+        <w:t xml:space="preserve"> live studios. My technical expertise in media software development, including proficiency in Python, JavaScript, React, SQL, and </w:t>
       </w:r>
       <w:proofErr w:type="spellStart"/>
       <w:r>
         <w:rPr>
-          <w:rFonts w:ascii="Calibri" w:eastAsia="Calibri" w:hAnsi="Calibri" w:cs="Calibri"/>
-          <w:color w:val="auto"/>
+          <w:rFonts w:ascii="Segoe UI" w:eastAsia="Times New Roman" w:hAnsi="Segoe UI" w:cs="Segoe UI"/>
+          <w:color w:val="D6D6D6"/>
           <w:sz w:val="24"/>
           <w:szCs w:val="24"/>
-          <w:lang w:val="en-GB"/>
-        </w:rPr>
-        <w:t>Netlogo</w:t>
-      </w:r>
-      <w:proofErr w:type="spellEnd"/>
-      <w:r>
-        <w:rPr>
-          <w:rFonts w:ascii="Calibri" w:eastAsia="Calibri" w:hAnsi="Calibri" w:cs="Calibri"/>
-          <w:color w:val="auto"/>
-          <w:sz w:val="24"/>
-          <w:szCs w:val="24"/>
-          <w:lang w:val="en-GB"/>
-        </w:rPr>
-        <w:t xml:space="preserve">, Unity, R, C#, C, React, jinja2, </w:t>
-      </w:r>
-      <w:proofErr w:type="spellStart"/>
-      <w:r>
-        <w:rPr>
-          <w:rFonts w:ascii="Calibri" w:eastAsia="Calibri" w:hAnsi="Calibri" w:cs="Calibri"/>
-          <w:color w:val="auto"/>
-          <w:sz w:val="24"/>
-          <w:szCs w:val="24"/>
-          <w:lang w:val="en-GB"/>
+          <w:lang w:val="en-GB" w:eastAsia="en-GB"/>
         </w:rPr>
         <w:t>FFMpeg</w:t>
       </w:r>
       <w:proofErr w:type="spellEnd"/>
       <w:r>
         <w:rPr>
-          <w:rFonts w:ascii="Calibri" w:eastAsia="Calibri" w:hAnsi="Calibri" w:cs="Calibri"/>
-          <w:color w:val="auto"/>
+          <w:rFonts w:ascii="Segoe UI" w:eastAsia="Times New Roman" w:hAnsi="Segoe UI" w:cs="Segoe UI"/>
+          <w:color w:val="D6D6D6"/>
           <w:sz w:val="24"/>
           <w:szCs w:val="24"/>
-          <w:lang w:val="en-GB"/>
+          <w:lang w:val="en-GB" w:eastAsia="en-GB"/>
         </w:rPr>
-        <w:t>, Bash</w:t>
-      </w:r>
-      <w:r>
-        <w:rPr>
-          <w:rFonts w:ascii="Calibri" w:eastAsia="Calibri" w:hAnsi="Calibri" w:cs="Calibri"/>
-          <w:color w:val="auto"/>
-          <w:sz w:val="24"/>
-          <w:szCs w:val="24"/>
-          <w:lang w:val="en-GB"/>
-        </w:rPr>
-        <w:t>,</w:t>
-      </w:r>
-      <w:r>
-        <w:rPr>
-          <w:rFonts w:ascii="Calibri" w:eastAsia="Calibri" w:hAnsi="Calibri" w:cs="Calibri"/>
-          <w:color w:val="auto"/>
-          <w:sz w:val="24"/>
-          <w:szCs w:val="24"/>
-          <w:lang w:val="en-GB"/>
-        </w:rPr>
-        <w:t xml:space="preserve"> Linux</w:t>
-      </w:r>
-      <w:r>
-        <w:rPr>
-          <w:rFonts w:ascii="Calibri" w:eastAsia="Calibri" w:hAnsi="Calibri" w:cs="Calibri"/>
-          <w:color w:val="auto"/>
-          <w:sz w:val="24"/>
-          <w:szCs w:val="24"/>
-          <w:lang w:val="en-GB"/>
-        </w:rPr>
-        <w:t>, and MATLAB</w:t>
-      </w:r>
-      <w:r>
-        <w:rPr>
-          <w:rFonts w:ascii="Calibri" w:eastAsia="Calibri" w:hAnsi="Calibri" w:cs="Calibri"/>
-          <w:color w:val="auto"/>
-          <w:sz w:val="24"/>
-          <w:szCs w:val="24"/>
-          <w:lang w:val="en-GB"/>
-        </w:rPr>
-        <w:t xml:space="preserve">. You can find some of my projects on my GitHub, </w:t>
-      </w:r>
-      <w:r>
-        <w:rPr>
-          <w:rFonts w:ascii="Calibri" w:eastAsia="Calibri" w:hAnsi="Calibri" w:cs="Calibri"/>
-          <w:color w:val="auto"/>
-          <w:sz w:val="24"/>
-          <w:szCs w:val="24"/>
-          <w:lang w:val="en-GB"/>
-        </w:rPr>
-        <w:t>LinkedIn,</w:t>
-      </w:r>
-      <w:r>
-        <w:rPr>
-          <w:rFonts w:ascii="Calibri" w:eastAsia="Calibri" w:hAnsi="Calibri" w:cs="Calibri"/>
-          <w:color w:val="auto"/>
-          <w:sz w:val="24"/>
-          <w:szCs w:val="24"/>
-          <w:lang w:val="en-GB"/>
-        </w:rPr>
-        <w:t xml:space="preserve"> and personal website.</w:t>
-      </w:r>
-      <w:r>
-        <w:rPr>
-          <w:color w:val="auto"/>
-        </w:rPr>
-        <w:br/>
+        <w:t>, along with my experience in maintaining broadcast equipment, has equipped me with a strong foundation in troubleshooting and technical support.</w:t>
       </w:r>
     </w:p>
     <w:p>
       <w:pPr>
+        <w:spacing w:before="90" w:after="150" w:line="240" w:lineRule="auto"/>
         <w:rPr>
-          <w:color w:val="auto"/>
+          <w:rFonts w:ascii="Segoe UI" w:eastAsia="Times New Roman" w:hAnsi="Segoe UI" w:cs="Segoe UI"/>
+          <w:color w:val="D6D6D6"/>
+          <w:sz w:val="24"/>
+          <w:szCs w:val="24"/>
+          <w:lang w:val="en-GB" w:eastAsia="en-GB"/>
         </w:rPr>
       </w:pPr>
       <w:r>
         <w:rPr>
-          <w:rFonts w:ascii="Calibri" w:eastAsia="Calibri" w:hAnsi="Calibri" w:cs="Calibri"/>
-          <w:color w:val="auto"/>
+          <w:rFonts w:ascii="Segoe UI" w:eastAsia="Times New Roman" w:hAnsi="Segoe UI" w:cs="Segoe UI"/>
+          <w:color w:val="D6D6D6"/>
           <w:sz w:val="24"/>
           <w:szCs w:val="24"/>
-          <w:lang w:val="en-GB"/>
+          <w:lang w:val="en-GB" w:eastAsia="en-GB"/>
         </w:rPr>
-        <w:t>I am passionate about communication technology</w:t>
+        <w:t xml:space="preserve">I am particularly drawn to IFS </w:t>
       </w:r>
+      <w:proofErr w:type="spellStart"/>
       <w:r>
         <w:rPr>
-          <w:rFonts w:ascii="Calibri" w:eastAsia="Calibri" w:hAnsi="Calibri" w:cs="Calibri"/>
-          <w:color w:val="auto"/>
+          <w:rFonts w:ascii="Segoe UI" w:eastAsia="Times New Roman" w:hAnsi="Segoe UI" w:cs="Segoe UI"/>
+          <w:color w:val="D6D6D6"/>
           <w:sz w:val="24"/>
           <w:szCs w:val="24"/>
-          <w:lang w:val="en-GB"/>
+          <w:lang w:val="en-GB" w:eastAsia="en-GB"/>
         </w:rPr>
-        <w:t xml:space="preserve">, </w:t>
+        <w:t>Ultimo's</w:t>
       </w:r>
+      <w:proofErr w:type="spellEnd"/>
       <w:r>
         <w:rPr>
-          <w:rFonts w:ascii="Calibri" w:eastAsia="Calibri" w:hAnsi="Calibri" w:cs="Calibri"/>
-          <w:color w:val="auto"/>
+          <w:rFonts w:ascii="Segoe UI" w:eastAsia="Times New Roman" w:hAnsi="Segoe UI" w:cs="Segoe UI"/>
+          <w:color w:val="D6D6D6"/>
           <w:sz w:val="24"/>
           <w:szCs w:val="24"/>
-          <w:lang w:val="en-GB"/>
+          <w:lang w:val="en-GB" w:eastAsia="en-GB"/>
         </w:rPr>
-        <w:t>automation,</w:t>
-      </w:r>
-      <w:r>
-        <w:rPr>
-          <w:rFonts w:ascii="Calibri" w:eastAsia="Calibri" w:hAnsi="Calibri" w:cs="Calibri"/>
-          <w:color w:val="auto"/>
-          <w:sz w:val="24"/>
-          <w:szCs w:val="24"/>
-          <w:lang w:val="en-GB"/>
-        </w:rPr>
-        <w:t xml:space="preserve"> and Artificial Intelligence</w:t>
-      </w:r>
-      <w:r>
-        <w:rPr>
-          <w:rFonts w:ascii="Calibri" w:eastAsia="Calibri" w:hAnsi="Calibri" w:cs="Calibri"/>
-          <w:color w:val="auto"/>
-          <w:sz w:val="24"/>
-          <w:szCs w:val="24"/>
-          <w:lang w:val="en-GB"/>
-        </w:rPr>
-        <w:t xml:space="preserve">, and I am eager to learn from </w:t>
-      </w:r>
-      <w:r>
-        <w:rPr>
-          <w:rFonts w:ascii="Calibri" w:eastAsia="Calibri" w:hAnsi="Calibri" w:cs="Calibri"/>
-          <w:color w:val="auto"/>
-          <w:sz w:val="24"/>
-          <w:szCs w:val="24"/>
-          <w:lang w:val="en-GB"/>
-        </w:rPr>
-        <w:t>MathWorks and grow my career</w:t>
-      </w:r>
-      <w:r>
-        <w:rPr>
-          <w:rFonts w:ascii="Calibri" w:eastAsia="Calibri" w:hAnsi="Calibri" w:cs="Calibri"/>
-          <w:color w:val="auto"/>
-          <w:sz w:val="24"/>
-          <w:szCs w:val="24"/>
-          <w:lang w:val="en-GB"/>
-        </w:rPr>
-        <w:t xml:space="preserve">. I can </w:t>
-      </w:r>
-      <w:r>
-        <w:rPr>
-          <w:rFonts w:ascii="Calibri" w:eastAsia="Calibri" w:hAnsi="Calibri" w:cs="Calibri"/>
-          <w:color w:val="auto"/>
-          <w:sz w:val="24"/>
-          <w:szCs w:val="24"/>
-          <w:lang w:val="en-GB"/>
-        </w:rPr>
-        <w:t>contribute socially and technically</w:t>
-      </w:r>
-      <w:r>
-        <w:rPr>
-          <w:rFonts w:ascii="Calibri" w:eastAsia="Calibri" w:hAnsi="Calibri" w:cs="Calibri"/>
-          <w:color w:val="auto"/>
-          <w:sz w:val="24"/>
-          <w:szCs w:val="24"/>
-          <w:lang w:val="en-GB"/>
-        </w:rPr>
-        <w:t xml:space="preserve"> to the Student Ambassador position</w:t>
-      </w:r>
-      <w:r>
-        <w:rPr>
-          <w:rFonts w:ascii="Calibri" w:eastAsia="Calibri" w:hAnsi="Calibri" w:cs="Calibri"/>
-          <w:color w:val="auto"/>
-          <w:sz w:val="24"/>
-          <w:szCs w:val="24"/>
-          <w:lang w:val="en-GB"/>
-        </w:rPr>
-        <w:t xml:space="preserve"> with my skills, </w:t>
-      </w:r>
-      <w:r>
-        <w:rPr>
-          <w:rFonts w:ascii="Calibri" w:eastAsia="Calibri" w:hAnsi="Calibri" w:cs="Calibri"/>
-          <w:color w:val="auto"/>
-          <w:sz w:val="24"/>
-          <w:szCs w:val="24"/>
-          <w:lang w:val="en-GB"/>
-        </w:rPr>
-        <w:t>knowledge,</w:t>
-      </w:r>
-      <w:r>
-        <w:rPr>
-          <w:rFonts w:ascii="Calibri" w:eastAsia="Calibri" w:hAnsi="Calibri" w:cs="Calibri"/>
-          <w:color w:val="auto"/>
-          <w:sz w:val="24"/>
-          <w:szCs w:val="24"/>
-          <w:lang w:val="en-GB"/>
-        </w:rPr>
-        <w:t xml:space="preserve"> and enthusiasm.</w:t>
-      </w:r>
-      <w:r>
-        <w:rPr>
-          <w:color w:val="auto"/>
-        </w:rPr>
-        <w:br/>
+        <w:t xml:space="preserve"> commitment to professional development and continuous learning. Your supportive and inclusive culture, which celebrates diverse perspectives, aligns with my values and aspirations. I am eager to contribute to your team by addressing customer enquiries, resolving software-related issues, and identifying opportunities for process improvements. My experience with SQL and my strong motivation to develop expertise in supporting Ultimo software will enable me to excel in this role.</w:t>
       </w:r>
     </w:p>
     <w:p>
       <w:pPr>
+        <w:spacing w:before="90" w:after="150" w:line="240" w:lineRule="auto"/>
         <w:rPr>
-          <w:color w:val="auto"/>
+          <w:rFonts w:ascii="Segoe UI" w:eastAsia="Times New Roman" w:hAnsi="Segoe UI" w:cs="Segoe UI"/>
+          <w:color w:val="D6D6D6"/>
+          <w:sz w:val="24"/>
+          <w:szCs w:val="24"/>
+          <w:lang w:val="en-GB" w:eastAsia="en-GB"/>
         </w:rPr>
       </w:pPr>
       <w:r>
         <w:rPr>
-          <w:rFonts w:ascii="Calibri" w:eastAsia="Calibri" w:hAnsi="Calibri" w:cs="Calibri"/>
-          <w:color w:val="auto"/>
+          <w:rFonts w:ascii="Segoe UI" w:eastAsia="Times New Roman" w:hAnsi="Segoe UI" w:cs="Segoe UI"/>
+          <w:color w:val="D6D6D6"/>
           <w:sz w:val="24"/>
           <w:szCs w:val="24"/>
-          <w:lang w:val="en-GB"/>
+          <w:lang w:val="en-GB" w:eastAsia="en-GB"/>
         </w:rPr>
-        <w:t>I appreciate your consideration of</w:t>
-      </w:r>
-      <w:r>
-        <w:rPr>
-          <w:rFonts w:ascii="Calibri" w:eastAsia="Calibri" w:hAnsi="Calibri" w:cs="Calibri"/>
-          <w:color w:val="auto"/>
-          <w:sz w:val="24"/>
-          <w:szCs w:val="24"/>
-          <w:lang w:val="en-GB"/>
-        </w:rPr>
-        <w:t xml:space="preserve"> my application. I am excited to hear from you soon.</w:t>
-      </w:r>
-      <w:r>
-        <w:rPr>
-          <w:color w:val="auto"/>
-        </w:rPr>
-        <w:br/>
+        <w:t>I am excited about the opportunity to join IFS Ultimo and contribute to the growth and success of your organization. Thank you for considering my application. I look forward to the possibility of discussing how my skills and experiences align with the needs of your team.</w:t>
       </w:r>
     </w:p>
     <w:p>
       <w:pPr>
+        <w:spacing w:before="90" w:after="150" w:line="240" w:lineRule="auto"/>
         <w:rPr>
-          <w:color w:val="auto"/>
+          <w:rFonts w:ascii="Segoe UI" w:eastAsia="Times New Roman" w:hAnsi="Segoe UI" w:cs="Segoe UI"/>
+          <w:color w:val="D6D6D6"/>
+          <w:sz w:val="24"/>
+          <w:szCs w:val="24"/>
+          <w:lang w:val="en-GB" w:eastAsia="en-GB"/>
         </w:rPr>
       </w:pPr>
       <w:r>
         <w:rPr>
-          <w:rFonts w:ascii="Calibri" w:eastAsia="Calibri" w:hAnsi="Calibri" w:cs="Calibri"/>
-          <w:color w:val="auto"/>
+          <w:rFonts w:ascii="Segoe UI" w:eastAsia="Times New Roman" w:hAnsi="Segoe UI" w:cs="Segoe UI"/>
+          <w:color w:val="D6D6D6"/>
           <w:sz w:val="24"/>
           <w:szCs w:val="24"/>
-          <w:lang w:val="en-GB"/>
+          <w:lang w:val="en-GB" w:eastAsia="en-GB"/>
         </w:rPr>
-        <w:t>Yours faithfully,</w:t>
+        <w:t>Sincerely,</w:t>
       </w:r>
     </w:p>
     <w:p>
       <w:pPr>
+        <w:spacing w:before="90" w:after="150" w:line="240" w:lineRule="auto"/>
         <w:rPr>
-          <w:color w:val="auto"/>
-        </w:rPr>
-      </w:pPr>
-    </w:p>
-    <w:p>
-      <w:pPr>
-        <w:rPr>
-          <w:rFonts w:ascii="Georgia" w:eastAsia="Georgia" w:hAnsi="Georgia" w:cs="Georgia"/>
-          <w:color w:val="auto"/>
-          <w:lang w:val="en-GB"/>
+          <w:rFonts w:ascii="Segoe UI" w:eastAsia="Times New Roman" w:hAnsi="Segoe UI" w:cs="Segoe UI"/>
+          <w:color w:val="D6D6D6"/>
+          <w:sz w:val="24"/>
+          <w:szCs w:val="24"/>
+          <w:lang w:val="en-GB" w:eastAsia="en-GB"/>
         </w:rPr>
       </w:pPr>
       <w:r>
         <w:rPr>
-          <w:rFonts w:ascii="Calibri" w:eastAsia="Calibri" w:hAnsi="Calibri" w:cs="Calibri"/>
-          <w:color w:val="auto"/>
+          <w:rFonts w:ascii="Segoe UI" w:eastAsia="Times New Roman" w:hAnsi="Segoe UI" w:cs="Segoe UI"/>
+          <w:color w:val="D6D6D6"/>
           <w:sz w:val="24"/>
           <w:szCs w:val="24"/>
-          <w:lang w:val="en-GB"/>
+          <w:lang w:val="en-GB" w:eastAsia="en-GB"/>
         </w:rPr>
         <w:t>Ameer Ogirimah</w:t>
       </w:r>
     </w:p>
+    <w:p/>
     <w:sectPr>
-      <w:footerReference w:type="default" r:id="rId7"/>
+      <w:footerReference w:type="default" r:id="rId8"/>
       <w:pgSz w:w="11906" w:h="16838" w:code="9"/>
       <w:pgMar w:top="1440" w:right="1440" w:bottom="1440" w:left="1440" w:header="720" w:footer="720" w:gutter="0"/>
       <w:cols w:space="720"/>
@@ -787,7 +387,7 @@
 </file>
 
 <file path=word/endnotes.xml><?xml version="1.0" encoding="utf-8"?>
-<w:endnotes xmlns:wpc="http://schemas.microsoft.com/office/word/2010/wordprocessingCanvas" xmlns:cx="http://schemas.microsoft.com/office/drawing/2014/chartex" xmlns:cx1="http://schemas.microsoft.com/office/drawing/2015/9/8/chartex" xmlns:cx2="http://schemas.microsoft.com/office/drawing/2015/10/21/chartex" xmlns:cx3="http://schemas.microsoft.com/office/drawing/2016/5/9/chartex" xmlns:cx4="http://schemas.microsoft.com/office/drawing/2016/5/10/chartex" xmlns:cx5="http://schemas.microsoft.com/office/drawing/2016/5/11/chartex" xmlns:cx6="http://schemas.microsoft.com/office/drawing/2016/5/12/chartex" xmlns:cx7="http://schemas.microsoft.com/office/drawing/2016/5/13/chartex" xmlns:cx8="http://schemas.microsoft.com/office/drawing/2016/5/14/chartex" xmlns:mc="http://schemas.openxmlformats.org/markup-compatibility/2006" xmlns:aink="http://schemas.microsoft.com/office/drawing/2016/ink" xmlns:am3d="http://schemas.microsoft.com/office/drawing/2017/model3d" xmlns:o="urn:schemas-microsoft-com:office:office" xmlns:oel="http://schemas.microsoft.com/office/2019/extlst" xmlns:r="http://schemas.openxmlformats.org/officeDocument/2006/relationships" xmlns:m="http://schemas.openxmlformats.org/officeDocument/2006/math" xmlns:v="urn:schemas-microsoft-com:vml" xmlns:wp14="http://schemas.microsoft.com/office/word/2010/wordprocessingDrawing" xmlns:wp="http://schemas.openxmlformats.org/drawingml/2006/wordprocessingDrawing" xmlns:w10="urn:schemas-microsoft-com:office:word" xmlns:w="http://schemas.openxmlformats.org/wordprocessingml/2006/main" xmlns:w14="http://schemas.microsoft.com/office/word/2010/wordml" xmlns:w15="http://schemas.microsoft.com/office/word/2012/wordml" xmlns:w16cex="http://schemas.microsoft.com/office/word/2018/wordml/cex" xmlns:w16cid="http://schemas.microsoft.com/office/word/2016/wordml/cid" xmlns:w16="http://schemas.microsoft.com/office/word/2018/wordml" xmlns:w16sdtdh="http://schemas.microsoft.com/office/word/2020/wordml/sdtdatahash" xmlns:w16se="http://schemas.microsoft.com/office/word/2015/wordml/symex" xmlns:wpg="http://schemas.microsoft.com/office/word/2010/wordprocessingGroup" xmlns:wpi="http://schemas.microsoft.com/office/word/2010/wordprocessingInk" xmlns:wne="http://schemas.microsoft.com/office/word/2006/wordml" xmlns:wps="http://schemas.microsoft.com/office/word/2010/wordprocessingShape" mc:Ignorable="w14 w15 w16se w16cid w16 w16cex w16sdtdh wp14">
+<w:endnotes xmlns:wpc="http://schemas.microsoft.com/office/word/2010/wordprocessingCanvas" xmlns:cx="http://schemas.microsoft.com/office/drawing/2014/chartex" xmlns:cx1="http://schemas.microsoft.com/office/drawing/2015/9/8/chartex" xmlns:cx2="http://schemas.microsoft.com/office/drawing/2015/10/21/chartex" xmlns:cx3="http://schemas.microsoft.com/office/drawing/2016/5/9/chartex" xmlns:cx4="http://schemas.microsoft.com/office/drawing/2016/5/10/chartex" xmlns:cx5="http://schemas.microsoft.com/office/drawing/2016/5/11/chartex" xmlns:cx6="http://schemas.microsoft.com/office/drawing/2016/5/12/chartex" xmlns:cx7="http://schemas.microsoft.com/office/drawing/2016/5/13/chartex" xmlns:cx8="http://schemas.microsoft.com/office/drawing/2016/5/14/chartex" xmlns:mc="http://schemas.openxmlformats.org/markup-compatibility/2006" xmlns:aink="http://schemas.microsoft.com/office/drawing/2016/ink" xmlns:am3d="http://schemas.microsoft.com/office/drawing/2017/model3d" xmlns:o="urn:schemas-microsoft-com:office:office" xmlns:oel="http://schemas.microsoft.com/office/2019/extlst" xmlns:r="http://schemas.openxmlformats.org/officeDocument/2006/relationships" xmlns:m="http://schemas.openxmlformats.org/officeDocument/2006/math" xmlns:v="urn:schemas-microsoft-com:vml" xmlns:wp14="http://schemas.microsoft.com/office/word/2010/wordprocessingDrawing" xmlns:wp="http://schemas.openxmlformats.org/drawingml/2006/wordprocessingDrawing" xmlns:w10="urn:schemas-microsoft-com:office:word" xmlns:w="http://schemas.openxmlformats.org/wordprocessingml/2006/main" xmlns:w14="http://schemas.microsoft.com/office/word/2010/wordml" xmlns:w15="http://schemas.microsoft.com/office/word/2012/wordml" xmlns:w16cex="http://schemas.microsoft.com/office/word/2018/wordml/cex" xmlns:w16cid="http://schemas.microsoft.com/office/word/2016/wordml/cid" xmlns:w16="http://schemas.microsoft.com/office/word/2018/wordml" xmlns:w16du="http://schemas.microsoft.com/office/word/2023/wordml/word16du" xmlns:w16sdtdh="http://schemas.microsoft.com/office/word/2020/wordml/sdtdatahash" xmlns:w16sdtfl="http://schemas.microsoft.com/office/word/2024/wordml/sdtformatlock" xmlns:w16se="http://schemas.microsoft.com/office/word/2015/wordml/symex" xmlns:wpg="http://schemas.microsoft.com/office/word/2010/wordprocessingGroup" xmlns:wpi="http://schemas.microsoft.com/office/word/2010/wordprocessingInk" xmlns:wne="http://schemas.microsoft.com/office/word/2006/wordml" xmlns:wps="http://schemas.microsoft.com/office/word/2010/wordprocessingShape" mc:Ignorable="w14 w15 w16se w16cid w16 w16cex w16sdtdh w16sdtfl w16du wp14">
   <w:endnote w:type="separator" w:id="-1">
     <w:p>
       <w:pPr>
@@ -812,7 +412,7 @@
 </file>
 
 <file path=word/footer1.xml><?xml version="1.0" encoding="utf-8"?>
-<w:ftr xmlns:wpc="http://schemas.microsoft.com/office/word/2010/wordprocessingCanvas" xmlns:cx="http://schemas.microsoft.com/office/drawing/2014/chartex" xmlns:cx1="http://schemas.microsoft.com/office/drawing/2015/9/8/chartex" xmlns:cx2="http://schemas.microsoft.com/office/drawing/2015/10/21/chartex" xmlns:cx3="http://schemas.microsoft.com/office/drawing/2016/5/9/chartex" xmlns:cx4="http://schemas.microsoft.com/office/drawing/2016/5/10/chartex" xmlns:cx5="http://schemas.microsoft.com/office/drawing/2016/5/11/chartex" xmlns:cx6="http://schemas.microsoft.com/office/drawing/2016/5/12/chartex" xmlns:cx7="http://schemas.microsoft.com/office/drawing/2016/5/13/chartex" xmlns:cx8="http://schemas.microsoft.com/office/drawing/2016/5/14/chartex" xmlns:mc="http://schemas.openxmlformats.org/markup-compatibility/2006" xmlns:aink="http://schemas.microsoft.com/office/drawing/2016/ink" xmlns:am3d="http://schemas.microsoft.com/office/drawing/2017/model3d" xmlns:o="urn:schemas-microsoft-com:office:office" xmlns:oel="http://schemas.microsoft.com/office/2019/extlst" xmlns:r="http://schemas.openxmlformats.org/officeDocument/2006/relationships" xmlns:m="http://schemas.openxmlformats.org/officeDocument/2006/math" xmlns:v="urn:schemas-microsoft-com:vml" xmlns:wp14="http://schemas.microsoft.com/office/word/2010/wordprocessingDrawing" xmlns:wp="http://schemas.openxmlformats.org/drawingml/2006/wordprocessingDrawing" xmlns:w10="urn:schemas-microsoft-com:office:word" xmlns:w="http://schemas.openxmlformats.org/wordprocessingml/2006/main" xmlns:w14="http://schemas.microsoft.com/office/word/2010/wordml" xmlns:w15="http://schemas.microsoft.com/office/word/2012/wordml" xmlns:w16cex="http://schemas.microsoft.com/office/word/2018/wordml/cex" xmlns:w16cid="http://schemas.microsoft.com/office/word/2016/wordml/cid" xmlns:w16="http://schemas.microsoft.com/office/word/2018/wordml" xmlns:w16sdtdh="http://schemas.microsoft.com/office/word/2020/wordml/sdtdatahash" xmlns:w16se="http://schemas.microsoft.com/office/word/2015/wordml/symex" xmlns:wpg="http://schemas.microsoft.com/office/word/2010/wordprocessingGroup" xmlns:wpi="http://schemas.microsoft.com/office/word/2010/wordprocessingInk" xmlns:wne="http://schemas.microsoft.com/office/word/2006/wordml" xmlns:wps="http://schemas.microsoft.com/office/word/2010/wordprocessingShape" mc:Ignorable="w14 w15 w16se w16cid w16 w16cex w16sdtdh wp14">
+<w:ftr xmlns:wpc="http://schemas.microsoft.com/office/word/2010/wordprocessingCanvas" xmlns:cx="http://schemas.microsoft.com/office/drawing/2014/chartex" xmlns:cx1="http://schemas.microsoft.com/office/drawing/2015/9/8/chartex" xmlns:cx2="http://schemas.microsoft.com/office/drawing/2015/10/21/chartex" xmlns:cx3="http://schemas.microsoft.com/office/drawing/2016/5/9/chartex" xmlns:cx4="http://schemas.microsoft.com/office/drawing/2016/5/10/chartex" xmlns:cx5="http://schemas.microsoft.com/office/drawing/2016/5/11/chartex" xmlns:cx6="http://schemas.microsoft.com/office/drawing/2016/5/12/chartex" xmlns:cx7="http://schemas.microsoft.com/office/drawing/2016/5/13/chartex" xmlns:cx8="http://schemas.microsoft.com/office/drawing/2016/5/14/chartex" xmlns:mc="http://schemas.openxmlformats.org/markup-compatibility/2006" xmlns:aink="http://schemas.microsoft.com/office/drawing/2016/ink" xmlns:am3d="http://schemas.microsoft.com/office/drawing/2017/model3d" xmlns:o="urn:schemas-microsoft-com:office:office" xmlns:oel="http://schemas.microsoft.com/office/2019/extlst" xmlns:r="http://schemas.openxmlformats.org/officeDocument/2006/relationships" xmlns:m="http://schemas.openxmlformats.org/officeDocument/2006/math" xmlns:v="urn:schemas-microsoft-com:vml" xmlns:wp14="http://schemas.microsoft.com/office/word/2010/wordprocessingDrawing" xmlns:wp="http://schemas.openxmlformats.org/drawingml/2006/wordprocessingDrawing" xmlns:w10="urn:schemas-microsoft-com:office:word" xmlns:w="http://schemas.openxmlformats.org/wordprocessingml/2006/main" xmlns:w14="http://schemas.microsoft.com/office/word/2010/wordml" xmlns:w15="http://schemas.microsoft.com/office/word/2012/wordml" xmlns:w16cex="http://schemas.microsoft.com/office/word/2018/wordml/cex" xmlns:w16cid="http://schemas.microsoft.com/office/word/2016/wordml/cid" xmlns:w16="http://schemas.microsoft.com/office/word/2018/wordml" xmlns:w16du="http://schemas.microsoft.com/office/word/2023/wordml/word16du" xmlns:w16sdtdh="http://schemas.microsoft.com/office/word/2020/wordml/sdtdatahash" xmlns:w16sdtfl="http://schemas.microsoft.com/office/word/2024/wordml/sdtformatlock" xmlns:w16se="http://schemas.microsoft.com/office/word/2015/wordml/symex" xmlns:wpg="http://schemas.microsoft.com/office/word/2010/wordprocessingGroup" xmlns:wpi="http://schemas.microsoft.com/office/word/2010/wordprocessingInk" xmlns:wne="http://schemas.microsoft.com/office/word/2006/wordml" xmlns:wps="http://schemas.microsoft.com/office/word/2010/wordprocessingShape" mc:Ignorable="w14 w15 w16se w16cid w16 w16cex w16sdtdh w16sdtfl w16du wp14">
   <w:p>
     <w:pPr>
       <w:pStyle w:val="Footer"/>
@@ -857,7 +457,6 @@
           <w:docPartUnique/>
         </w:docPartObj>
       </w:sdtPr>
-      <w:sdtEndPr/>
       <w:sdtContent/>
     </w:sdt>
   </w:p>
@@ -865,7 +464,7 @@
 </file>
 
 <file path=word/footnotes.xml><?xml version="1.0" encoding="utf-8"?>
-<w:footnotes xmlns:wpc="http://schemas.microsoft.com/office/word/2010/wordprocessingCanvas" xmlns:cx="http://schemas.microsoft.com/office/drawing/2014/chartex" xmlns:cx1="http://schemas.microsoft.com/office/drawing/2015/9/8/chartex" xmlns:cx2="http://schemas.microsoft.com/office/drawing/2015/10/21/chartex" xmlns:cx3="http://schemas.microsoft.com/office/drawing/2016/5/9/chartex" xmlns:cx4="http://schemas.microsoft.com/office/drawing/2016/5/10/chartex" xmlns:cx5="http://schemas.microsoft.com/office/drawing/2016/5/11/chartex" xmlns:cx6="http://schemas.microsoft.com/office/drawing/2016/5/12/chartex" xmlns:cx7="http://schemas.microsoft.com/office/drawing/2016/5/13/chartex" xmlns:cx8="http://schemas.microsoft.com/office/drawing/2016/5/14/chartex" xmlns:mc="http://schemas.openxmlformats.org/markup-compatibility/2006" xmlns:aink="http://schemas.microsoft.com/office/drawing/2016/ink" xmlns:am3d="http://schemas.microsoft.com/office/drawing/2017/model3d" xmlns:o="urn:schemas-microsoft-com:office:office" xmlns:oel="http://schemas.microsoft.com/office/2019/extlst" xmlns:r="http://schemas.openxmlformats.org/officeDocument/2006/relationships" xmlns:m="http://schemas.openxmlformats.org/officeDocument/2006/math" xmlns:v="urn:schemas-microsoft-com:vml" xmlns:wp14="http://schemas.microsoft.com/office/word/2010/wordprocessingDrawing" xmlns:wp="http://schemas.openxmlformats.org/drawingml/2006/wordprocessingDrawing" xmlns:w10="urn:schemas-microsoft-com:office:word" xmlns:w="http://schemas.openxmlformats.org/wordprocessingml/2006/main" xmlns:w14="http://schemas.microsoft.com/office/word/2010/wordml" xmlns:w15="http://schemas.microsoft.com/office/word/2012/wordml" xmlns:w16cex="http://schemas.microsoft.com/office/word/2018/wordml/cex" xmlns:w16cid="http://schemas.microsoft.com/office/word/2016/wordml/cid" xmlns:w16="http://schemas.microsoft.com/office/word/2018/wordml" xmlns:w16sdtdh="http://schemas.microsoft.com/office/word/2020/wordml/sdtdatahash" xmlns:w16se="http://schemas.microsoft.com/office/word/2015/wordml/symex" xmlns:wpg="http://schemas.microsoft.com/office/word/2010/wordprocessingGroup" xmlns:wpi="http://schemas.microsoft.com/office/word/2010/wordprocessingInk" xmlns:wne="http://schemas.microsoft.com/office/word/2006/wordml" xmlns:wps="http://schemas.microsoft.com/office/word/2010/wordprocessingShape" mc:Ignorable="w14 w15 w16se w16cid w16 w16cex w16sdtdh wp14">
+<w:footnotes xmlns:wpc="http://schemas.microsoft.com/office/word/2010/wordprocessingCanvas" xmlns:cx="http://schemas.microsoft.com/office/drawing/2014/chartex" xmlns:cx1="http://schemas.microsoft.com/office/drawing/2015/9/8/chartex" xmlns:cx2="http://schemas.microsoft.com/office/drawing/2015/10/21/chartex" xmlns:cx3="http://schemas.microsoft.com/office/drawing/2016/5/9/chartex" xmlns:cx4="http://schemas.microsoft.com/office/drawing/2016/5/10/chartex" xmlns:cx5="http://schemas.microsoft.com/office/drawing/2016/5/11/chartex" xmlns:cx6="http://schemas.microsoft.com/office/drawing/2016/5/12/chartex" xmlns:cx7="http://schemas.microsoft.com/office/drawing/2016/5/13/chartex" xmlns:cx8="http://schemas.microsoft.com/office/drawing/2016/5/14/chartex" xmlns:mc="http://schemas.openxmlformats.org/markup-compatibility/2006" xmlns:aink="http://schemas.microsoft.com/office/drawing/2016/ink" xmlns:am3d="http://schemas.microsoft.com/office/drawing/2017/model3d" xmlns:o="urn:schemas-microsoft-com:office:office" xmlns:oel="http://schemas.microsoft.com/office/2019/extlst" xmlns:r="http://schemas.openxmlformats.org/officeDocument/2006/relationships" xmlns:m="http://schemas.openxmlformats.org/officeDocument/2006/math" xmlns:v="urn:schemas-microsoft-com:vml" xmlns:wp14="http://schemas.microsoft.com/office/word/2010/wordprocessingDrawing" xmlns:wp="http://schemas.openxmlformats.org/drawingml/2006/wordprocessingDrawing" xmlns:w10="urn:schemas-microsoft-com:office:word" xmlns:w="http://schemas.openxmlformats.org/wordprocessingml/2006/main" xmlns:w14="http://schemas.microsoft.com/office/word/2010/wordml" xmlns:w15="http://schemas.microsoft.com/office/word/2012/wordml" xmlns:w16cex="http://schemas.microsoft.com/office/word/2018/wordml/cex" xmlns:w16cid="http://schemas.microsoft.com/office/word/2016/wordml/cid" xmlns:w16="http://schemas.microsoft.com/office/word/2018/wordml" xmlns:w16du="http://schemas.microsoft.com/office/word/2023/wordml/word16du" xmlns:w16sdtdh="http://schemas.microsoft.com/office/word/2020/wordml/sdtdatahash" xmlns:w16sdtfl="http://schemas.microsoft.com/office/word/2024/wordml/sdtformatlock" xmlns:w16se="http://schemas.microsoft.com/office/word/2015/wordml/symex" xmlns:wpg="http://schemas.microsoft.com/office/word/2010/wordprocessingGroup" xmlns:wpi="http://schemas.microsoft.com/office/word/2010/wordprocessingInk" xmlns:wne="http://schemas.microsoft.com/office/word/2006/wordml" xmlns:wps="http://schemas.microsoft.com/office/word/2010/wordprocessingShape" mc:Ignorable="w14 w15 w16se w16cid w16 w16cex w16sdtdh w16sdtfl w16du wp14">
   <w:footnote w:type="separator" w:id="-1">
     <w:p>
       <w:pPr>
@@ -890,7 +489,7 @@
 </file>
 
 <file path=word/numbering.xml><?xml version="1.0" encoding="utf-8"?>
-<w:numbering xmlns:wpc="http://schemas.microsoft.com/office/word/2010/wordprocessingCanvas" xmlns:cx="http://schemas.microsoft.com/office/drawing/2014/chartex" xmlns:cx1="http://schemas.microsoft.com/office/drawing/2015/9/8/chartex" xmlns:cx2="http://schemas.microsoft.com/office/drawing/2015/10/21/chartex" xmlns:cx3="http://schemas.microsoft.com/office/drawing/2016/5/9/chartex" xmlns:cx4="http://schemas.microsoft.com/office/drawing/2016/5/10/chartex" xmlns:cx5="http://schemas.microsoft.com/office/drawing/2016/5/11/chartex" xmlns:cx6="http://schemas.microsoft.com/office/drawing/2016/5/12/chartex" xmlns:cx7="http://schemas.microsoft.com/office/drawing/2016/5/13/chartex" xmlns:cx8="http://schemas.microsoft.com/office/drawing/2016/5/14/chartex" xmlns:mc="http://schemas.openxmlformats.org/markup-compatibility/2006" xmlns:aink="http://schemas.microsoft.com/office/drawing/2016/ink" xmlns:am3d="http://schemas.microsoft.com/office/drawing/2017/model3d" xmlns:o="urn:schemas-microsoft-com:office:office" xmlns:oel="http://schemas.microsoft.com/office/2019/extlst" xmlns:r="http://schemas.openxmlformats.org/officeDocument/2006/relationships" xmlns:m="http://schemas.openxmlformats.org/officeDocument/2006/math" xmlns:v="urn:schemas-microsoft-com:vml" xmlns:wp14="http://schemas.microsoft.com/office/word/2010/wordprocessingDrawing" xmlns:wp="http://schemas.openxmlformats.org/drawingml/2006/wordprocessingDrawing" xmlns:w10="urn:schemas-microsoft-com:office:word" xmlns:w="http://schemas.openxmlformats.org/wordprocessingml/2006/main" xmlns:w14="http://schemas.microsoft.com/office/word/2010/wordml" xmlns:w15="http://schemas.microsoft.com/office/word/2012/wordml" xmlns:w16cex="http://schemas.microsoft.com/office/word/2018/wordml/cex" xmlns:w16cid="http://schemas.microsoft.com/office/word/2016/wordml/cid" xmlns:w16="http://schemas.microsoft.com/office/word/2018/wordml" xmlns:w16sdtdh="http://schemas.microsoft.com/office/word/2020/wordml/sdtdatahash" xmlns:w16se="http://schemas.microsoft.com/office/word/2015/wordml/symex" xmlns:wpg="http://schemas.microsoft.com/office/word/2010/wordprocessingGroup" xmlns:wpi="http://schemas.microsoft.com/office/word/2010/wordprocessingInk" xmlns:wne="http://schemas.microsoft.com/office/word/2006/wordml" xmlns:wps="http://schemas.microsoft.com/office/word/2010/wordprocessingShape" mc:Ignorable="w14 w15 w16se w16cid w16 w16cex w16sdtdh wp14">
+<w:numbering xmlns:wpc="http://schemas.microsoft.com/office/word/2010/wordprocessingCanvas" xmlns:cx="http://schemas.microsoft.com/office/drawing/2014/chartex" xmlns:cx1="http://schemas.microsoft.com/office/drawing/2015/9/8/chartex" xmlns:cx2="http://schemas.microsoft.com/office/drawing/2015/10/21/chartex" xmlns:cx3="http://schemas.microsoft.com/office/drawing/2016/5/9/chartex" xmlns:cx4="http://schemas.microsoft.com/office/drawing/2016/5/10/chartex" xmlns:cx5="http://schemas.microsoft.com/office/drawing/2016/5/11/chartex" xmlns:cx6="http://schemas.microsoft.com/office/drawing/2016/5/12/chartex" xmlns:cx7="http://schemas.microsoft.com/office/drawing/2016/5/13/chartex" xmlns:cx8="http://schemas.microsoft.com/office/drawing/2016/5/14/chartex" xmlns:mc="http://schemas.openxmlformats.org/markup-compatibility/2006" xmlns:aink="http://schemas.microsoft.com/office/drawing/2016/ink" xmlns:am3d="http://schemas.microsoft.com/office/drawing/2017/model3d" xmlns:o="urn:schemas-microsoft-com:office:office" xmlns:oel="http://schemas.microsoft.com/office/2019/extlst" xmlns:r="http://schemas.openxmlformats.org/officeDocument/2006/relationships" xmlns:m="http://schemas.openxmlformats.org/officeDocument/2006/math" xmlns:v="urn:schemas-microsoft-com:vml" xmlns:wp14="http://schemas.microsoft.com/office/word/2010/wordprocessingDrawing" xmlns:wp="http://schemas.openxmlformats.org/drawingml/2006/wordprocessingDrawing" xmlns:w10="urn:schemas-microsoft-com:office:word" xmlns:w="http://schemas.openxmlformats.org/wordprocessingml/2006/main" xmlns:w14="http://schemas.microsoft.com/office/word/2010/wordml" xmlns:w15="http://schemas.microsoft.com/office/word/2012/wordml" xmlns:w16cex="http://schemas.microsoft.com/office/word/2018/wordml/cex" xmlns:w16cid="http://schemas.microsoft.com/office/word/2016/wordml/cid" xmlns:w16="http://schemas.microsoft.com/office/word/2018/wordml" xmlns:w16du="http://schemas.microsoft.com/office/word/2023/wordml/word16du" xmlns:w16sdtdh="http://schemas.microsoft.com/office/word/2020/wordml/sdtdatahash" xmlns:w16sdtfl="http://schemas.microsoft.com/office/word/2024/wordml/sdtformatlock" xmlns:w16se="http://schemas.microsoft.com/office/word/2015/wordml/symex" xmlns:wpg="http://schemas.microsoft.com/office/word/2010/wordprocessingGroup" xmlns:wpi="http://schemas.microsoft.com/office/word/2010/wordprocessingInk" xmlns:wne="http://schemas.microsoft.com/office/word/2006/wordml" xmlns:wps="http://schemas.microsoft.com/office/word/2010/wordprocessingShape" mc:Ignorable="w14 w15 w16se w16cid w16 w16cex w16sdtdh w16sdtfl w16du wp14">
   <w:abstractNum w:abstractNumId="0" w15:restartNumberingAfterBreak="0">
     <w:nsid w:val="FFFFFF7C"/>
     <w:multiLevelType w:val="singleLevel"/>
@@ -1120,7 +719,7 @@
 </file>
 
 <file path=word/styles.xml><?xml version="1.0" encoding="utf-8"?>
-<w:styles xmlns:mc="http://schemas.openxmlformats.org/markup-compatibility/2006" xmlns:r="http://schemas.openxmlformats.org/officeDocument/2006/relationships" xmlns:w="http://schemas.openxmlformats.org/wordprocessingml/2006/main" xmlns:w14="http://schemas.microsoft.com/office/word/2010/wordml" xmlns:w15="http://schemas.microsoft.com/office/word/2012/wordml" xmlns:w16cex="http://schemas.microsoft.com/office/word/2018/wordml/cex" xmlns:w16cid="http://schemas.microsoft.com/office/word/2016/wordml/cid" xmlns:w16="http://schemas.microsoft.com/office/word/2018/wordml" xmlns:w16sdtdh="http://schemas.microsoft.com/office/word/2020/wordml/sdtdatahash" xmlns:w16se="http://schemas.microsoft.com/office/word/2015/wordml/symex" mc:Ignorable="w14 w15 w16se w16cid w16 w16cex w16sdtdh">
+<w:styles xmlns:mc="http://schemas.openxmlformats.org/markup-compatibility/2006" xmlns:r="http://schemas.openxmlformats.org/officeDocument/2006/relationships" xmlns:w="http://schemas.openxmlformats.org/wordprocessingml/2006/main" xmlns:w14="http://schemas.microsoft.com/office/word/2010/wordml" xmlns:w15="http://schemas.microsoft.com/office/word/2012/wordml" xmlns:w16cex="http://schemas.microsoft.com/office/word/2018/wordml/cex" xmlns:w16cid="http://schemas.microsoft.com/office/word/2016/wordml/cid" xmlns:w16="http://schemas.microsoft.com/office/word/2018/wordml" xmlns:w16du="http://schemas.microsoft.com/office/word/2023/wordml/word16du" xmlns:w16sdtdh="http://schemas.microsoft.com/office/word/2020/wordml/sdtdatahash" xmlns:w16sdtfl="http://schemas.microsoft.com/office/word/2024/wordml/sdtformatlock" xmlns:w16se="http://schemas.microsoft.com/office/word/2015/wordml/symex" mc:Ignorable="w14 w15 w16se w16cid w16 w16cex w16sdtdh w16sdtfl w16du">
   <w:docDefaults>
     <w:rPrDefault>
       <w:rPr>
@@ -1721,7 +1320,6 @@
   <w:style w:type="character" w:default="1" w:styleId="DefaultParagraphFont">
     <w:name w:val="Default Paragraph Font"/>
     <w:uiPriority w:val="1"/>
-    <w:semiHidden/>
     <w:unhideWhenUsed/>
   </w:style>
   <w:style w:type="table" w:default="1" w:styleId="TableNormal">
@@ -10060,7 +9658,6 @@
     <w:name w:val="Hyperlink"/>
     <w:basedOn w:val="DefaultParagraphFont"/>
     <w:uiPriority w:val="99"/>
-    <w:semiHidden/>
     <w:unhideWhenUsed/>
     <w:rsid w:val="009F3597"/>
     <w:rPr>
@@ -23232,7 +22829,6 @@
     <w:name w:val="Strong"/>
     <w:basedOn w:val="DefaultParagraphFont"/>
     <w:uiPriority w:val="22"/>
-    <w:semiHidden/>
     <w:unhideWhenUsed/>
     <w:qFormat/>
     <w:rsid w:val="009D3447"/>
@@ -26577,6 +26173,18 @@
     <w:rPr>
       <w:color w:val="595959" w:themeColor="text1" w:themeTint="A6"/>
       <w:shd w:val="clear" w:color="auto" w:fill="E6E6E6"/>
+    </w:rPr>
+  </w:style>
+  <w:style w:type="character" w:styleId="UnresolvedMention">
+    <w:name w:val="Unresolved Mention"/>
+    <w:basedOn w:val="DefaultParagraphFont"/>
+    <w:uiPriority w:val="99"/>
+    <w:semiHidden/>
+    <w:unhideWhenUsed/>
+    <w:rsid w:val="00D545C3"/>
+    <w:rPr>
+      <w:color w:val="605E5C"/>
+      <w:shd w:val="clear" w:color="auto" w:fill="E1DFDD"/>
     </w:rPr>
   </w:style>
 </w:styles>
